--- a/fuentes/62360002_CF03_DU.docx
+++ b/fuentes/62360002_CF03_DU.docx
@@ -1,6 +1,6 @@
 
 <file path=word/document.xml><?xml version="1.0" encoding="utf-8"?>
-<w:document xmlns:wpc="http://schemas.microsoft.com/office/word/2010/wordprocessingCanvas" xmlns:cx="http://schemas.microsoft.com/office/drawing/2014/chartex" xmlns:cx1="http://schemas.microsoft.com/office/drawing/2015/9/8/chartex" xmlns:cx2="http://schemas.microsoft.com/office/drawing/2015/10/21/chartex" xmlns:cx3="http://schemas.microsoft.com/office/drawing/2016/5/9/chartex" xmlns:cx4="http://schemas.microsoft.com/office/drawing/2016/5/10/chartex" xmlns:cx5="http://schemas.microsoft.com/office/drawing/2016/5/11/chartex" xmlns:cx6="http://schemas.microsoft.com/office/drawing/2016/5/12/chartex" xmlns:cx7="http://schemas.microsoft.com/office/drawing/2016/5/13/chartex" xmlns:cx8="http://schemas.microsoft.com/office/drawing/2016/5/14/chartex" xmlns:mc="http://schemas.openxmlformats.org/markup-compatibility/2006" xmlns:aink="http://schemas.microsoft.com/office/drawing/2016/ink" xmlns:am3d="http://schemas.microsoft.com/office/drawing/2017/model3d" xmlns:o="urn:schemas-microsoft-com:office:office" xmlns:oel="http://schemas.microsoft.com/office/2019/extlst" xmlns:r="http://schemas.openxmlformats.org/officeDocument/2006/relationships" xmlns:m="http://schemas.openxmlformats.org/officeDocument/2006/math" xmlns:v="urn:schemas-microsoft-com:vml" xmlns:wp14="http://schemas.microsoft.com/office/word/2010/wordprocessingDrawing" xmlns:wp="http://schemas.openxmlformats.org/drawingml/2006/wordprocessingDrawing" xmlns:w10="urn:schemas-microsoft-com:office:word" xmlns:w="http://schemas.openxmlformats.org/wordprocessingml/2006/main" xmlns:w14="http://schemas.microsoft.com/office/word/2010/wordml" xmlns:w15="http://schemas.microsoft.com/office/word/2012/wordml" xmlns:w16cex="http://schemas.microsoft.com/office/word/2018/wordml/cex" xmlns:w16cid="http://schemas.microsoft.com/office/word/2016/wordml/cid" xmlns:w16="http://schemas.microsoft.com/office/word/2018/wordml" xmlns:w16du="http://schemas.microsoft.com/office/word/2023/wordml/word16du" xmlns:w16sdtdh="http://schemas.microsoft.com/office/word/2020/wordml/sdtdatahash" xmlns:w16sdtfl="http://schemas.microsoft.com/office/word/2024/wordml/sdtformatlock" xmlns:w16se="http://schemas.microsoft.com/office/word/2015/wordml/symex" xmlns:wpg="http://schemas.microsoft.com/office/word/2010/wordprocessingGroup" xmlns:wpi="http://schemas.microsoft.com/office/word/2010/wordprocessingInk" xmlns:wne="http://schemas.microsoft.com/office/word/2006/wordml" xmlns:wps="http://schemas.microsoft.com/office/word/2010/wordprocessingShape" mc:Ignorable="w14 w15 w16se w16cid w16 w16cex w16sdtdh w16sdtfl w16du wp14">
+<w:document xmlns:wpc="http://schemas.microsoft.com/office/word/2010/wordprocessingCanvas" xmlns:cx="http://schemas.microsoft.com/office/drawing/2014/chartex" xmlns:cx1="http://schemas.microsoft.com/office/drawing/2015/9/8/chartex" xmlns:cx2="http://schemas.microsoft.com/office/drawing/2015/10/21/chartex" xmlns:cx3="http://schemas.microsoft.com/office/drawing/2016/5/9/chartex" xmlns:cx4="http://schemas.microsoft.com/office/drawing/2016/5/10/chartex" xmlns:cx5="http://schemas.microsoft.com/office/drawing/2016/5/11/chartex" xmlns:cx6="http://schemas.microsoft.com/office/drawing/2016/5/12/chartex" xmlns:cx7="http://schemas.microsoft.com/office/drawing/2016/5/13/chartex" xmlns:cx8="http://schemas.microsoft.com/office/drawing/2016/5/14/chartex" xmlns:mc="http://schemas.openxmlformats.org/markup-compatibility/2006" xmlns:aink="http://schemas.microsoft.com/office/drawing/2016/ink" xmlns:am3d="http://schemas.microsoft.com/office/drawing/2017/model3d" xmlns:o="urn:schemas-microsoft-com:office:office" xmlns:r="http://schemas.openxmlformats.org/officeDocument/2006/relationships" xmlns:m="http://schemas.openxmlformats.org/officeDocument/2006/math" xmlns:v="urn:schemas-microsoft-com:vml" xmlns:wp14="http://schemas.microsoft.com/office/word/2010/wordprocessingDrawing" xmlns:wp="http://schemas.openxmlformats.org/drawingml/2006/wordprocessingDrawing" xmlns:w10="urn:schemas-microsoft-com:office:word" xmlns:w="http://schemas.openxmlformats.org/wordprocessingml/2006/main" xmlns:w14="http://schemas.microsoft.com/office/word/2010/wordml" xmlns:w15="http://schemas.microsoft.com/office/word/2012/wordml" xmlns:w16cex="http://schemas.microsoft.com/office/word/2018/wordml/cex" xmlns:w16cid="http://schemas.microsoft.com/office/word/2016/wordml/cid" xmlns:w16="http://schemas.microsoft.com/office/word/2018/wordml" xmlns:w16sdtdh="http://schemas.microsoft.com/office/word/2020/wordml/sdtdatahash" xmlns:w16se="http://schemas.microsoft.com/office/word/2015/wordml/symex" xmlns:wpg="http://schemas.microsoft.com/office/word/2010/wordprocessingGroup" xmlns:wpi="http://schemas.microsoft.com/office/word/2010/wordprocessingInk" xmlns:wne="http://schemas.microsoft.com/office/word/2006/wordml" xmlns:wps="http://schemas.microsoft.com/office/word/2010/wordprocessingShape" mc:Ignorable="w14 w15 w16se w16cid w16 w16cex w16sdtdh wp14">
   <w:body>
     <w:p>
       <w:pPr>
@@ -205,7 +205,7 @@
               </wp:anchor>
             </w:drawing>
           </mc:Choice>
-          <mc:Fallback xmlns:asvg="http://schemas.microsoft.com/office/drawing/2016/SVG/main" xmlns:a14="http://schemas.microsoft.com/office/drawing/2010/main" xmlns:pic="http://schemas.openxmlformats.org/drawingml/2006/picture" xmlns:adec="http://schemas.microsoft.com/office/drawing/2017/decorative" xmlns:a="http://schemas.openxmlformats.org/drawingml/2006/main">
+          <mc:Fallback xmlns:a="http://schemas.openxmlformats.org/drawingml/2006/main" xmlns:adec="http://schemas.microsoft.com/office/drawing/2017/decorative" xmlns:pic="http://schemas.openxmlformats.org/drawingml/2006/picture" xmlns:a14="http://schemas.microsoft.com/office/drawing/2010/main" xmlns:asvg="http://schemas.microsoft.com/office/drawing/2016/SVG/main" xmlns:w16sdtfl="http://schemas.microsoft.com/office/word/2024/wordml/sdtformatlock" xmlns:w16du="http://schemas.microsoft.com/office/word/2023/wordml/word16du" xmlns:oel="http://schemas.microsoft.com/office/2019/extlst">
             <w:pict>
               <v:rect id="Rectángulo 3" style="position:absolute;margin-left:-55.95pt;margin-top:26.4pt;width:613.85pt;height:164.25pt;z-index:-251655168;visibility:visible;mso-wrap-style:square;mso-height-percent:0;mso-wrap-distance-left:9pt;mso-wrap-distance-top:0;mso-wrap-distance-right:9pt;mso-wrap-distance-bottom:0;mso-position-horizontal:absolute;mso-position-horizontal-relative:text;mso-position-vertical:absolute;mso-position-vertical-relative:text;mso-height-percent:0;mso-height-relative:margin;v-text-anchor:middle" alt="&quot;&quot;" o:spid="_x0000_s1026" fillcolor="#00314d" stroked="f" strokeweight="1pt" w14:anchorId="4C256C62" o:gfxdata="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"/>
             </w:pict>
@@ -312,7 +312,7 @@
               </wp:anchor>
             </w:drawing>
           </mc:Choice>
-          <mc:Fallback>
+          <mc:Fallback xmlns:w16sdtfl="http://schemas.microsoft.com/office/word/2024/wordml/sdtformatlock" xmlns:w16du="http://schemas.microsoft.com/office/word/2023/wordml/word16du" xmlns:oel="http://schemas.microsoft.com/office/2019/extlst">
             <w:pict>
               <v:shapetype w14:anchorId="2E2DABF6" id="_x0000_t202" coordsize="21600,21600" o:spt="202" path="m,l,21600r21600,l21600,xe">
                 <v:stroke joinstyle="miter"/>
@@ -528,6 +528,7 @@
           <w:docPartUnique/>
         </w:docPartObj>
       </w:sdtPr>
+      <w:sdtEndPr/>
       <w:sdtContent>
         <w:p>
           <w:pPr>
@@ -3301,21 +3302,7 @@
             <w:rStyle w:val="Hipervnculo"/>
             <w:b/>
           </w:rPr>
-          <w:t>Enlace de reprodu</w:t>
-        </w:r>
-        <w:r>
-          <w:rPr>
-            <w:rStyle w:val="Hipervnculo"/>
-            <w:b/>
-          </w:rPr>
-          <w:t>c</w:t>
-        </w:r>
-        <w:r>
-          <w:rPr>
-            <w:rStyle w:val="Hipervnculo"/>
-            <w:b/>
-          </w:rPr>
-          <w:t>ción del video</w:t>
+          <w:t>Enlace de reproducción del video</w:t>
         </w:r>
       </w:hyperlink>
     </w:p>
@@ -5990,7 +5977,20 @@
         <w:rPr>
           <w:lang w:val="es-419" w:eastAsia="es-CO"/>
         </w:rPr>
-        <w:t>Este proceso permite identificar si el contenido logró captar la atención del público, generar interacción y cumplir con la intención para la cual fue creado. En el contexto del marketing digital, la evaluación del contenido constituye una etapa fundamental dentro del ciclo de gestión del contenido, ya que proporciona información objetiva basada en datos reales. A diferencia de la percepción subjetiva, la evaluación permite medir el desempeño mediante indicadores específicos, facilitando la toma de decisiones informadas.</w:t>
+        <w:t xml:space="preserve">Este proceso permite identificar si el contenido logró captar la atención del público, generar interacción y cumplir con la intención para la cual fue creado. En el contexto del </w:t>
+      </w:r>
+      <w:r>
+        <w:rPr>
+          <w:rStyle w:val="Extranjerismo"/>
+          <w:lang w:val="es-ES"/>
+        </w:rPr>
+        <w:t>marketing</w:t>
+      </w:r>
+      <w:r>
+        <w:rPr>
+          <w:lang w:val="es-419" w:eastAsia="es-CO"/>
+        </w:rPr>
+        <w:t xml:space="preserve"> digital, la evaluación del contenido constituye una etapa fundamental dentro del ciclo de gestión del contenido, ya que proporciona información objetiva basada en datos reales. A diferencia de la percepción subjetiva, la evaluación permite medir el desempeño mediante indicadores específicos, facilitando la toma de decisiones informadas.</w:t>
       </w:r>
     </w:p>
     <w:p>
@@ -7827,11 +7827,12 @@
             <w:r>
               <w:t xml:space="preserve">50 </w:t>
             </w:r>
-            <w:proofErr w:type="spellStart"/>
-            <w:r>
+            <w:r>
+              <w:rPr>
+                <w:rStyle w:val="Extranjerismo"/>
+              </w:rPr>
               <w:t>likes</w:t>
             </w:r>
-            <w:proofErr w:type="spellEnd"/>
             <w:r>
               <w:t xml:space="preserve"> y 2 comentarios</w:t>
             </w:r>
@@ -13029,7 +13030,23 @@
                 <w:sz w:val="24"/>
                 <w:lang w:eastAsia="es-CO"/>
               </w:rPr>
-              <w:t xml:space="preserve"> Wilfredo Pizo Ossa</w:t>
+              <w:t xml:space="preserve"> Wilfredo </w:t>
+            </w:r>
+            <w:proofErr w:type="spellStart"/>
+            <w:r>
+              <w:rPr>
+                <w:sz w:val="24"/>
+                <w:lang w:eastAsia="es-CO"/>
+              </w:rPr>
+              <w:t>Pizo</w:t>
+            </w:r>
+            <w:proofErr w:type="spellEnd"/>
+            <w:r>
+              <w:rPr>
+                <w:sz w:val="24"/>
+                <w:lang w:eastAsia="es-CO"/>
+              </w:rPr>
+              <w:t xml:space="preserve"> Ossa</w:t>
             </w:r>
           </w:p>
         </w:tc>
@@ -13114,7 +13131,7 @@
 </file>
 
 <file path=word/endnotes.xml><?xml version="1.0" encoding="utf-8"?>
-<w:endnotes xmlns:wpc="http://schemas.microsoft.com/office/word/2010/wordprocessingCanvas" xmlns:cx="http://schemas.microsoft.com/office/drawing/2014/chartex" xmlns:cx1="http://schemas.microsoft.com/office/drawing/2015/9/8/chartex" xmlns:cx2="http://schemas.microsoft.com/office/drawing/2015/10/21/chartex" xmlns:cx3="http://schemas.microsoft.com/office/drawing/2016/5/9/chartex" xmlns:cx4="http://schemas.microsoft.com/office/drawing/2016/5/10/chartex" xmlns:cx5="http://schemas.microsoft.com/office/drawing/2016/5/11/chartex" xmlns:cx6="http://schemas.microsoft.com/office/drawing/2016/5/12/chartex" xmlns:cx7="http://schemas.microsoft.com/office/drawing/2016/5/13/chartex" xmlns:cx8="http://schemas.microsoft.com/office/drawing/2016/5/14/chartex" xmlns:mc="http://schemas.openxmlformats.org/markup-compatibility/2006" xmlns:aink="http://schemas.microsoft.com/office/drawing/2016/ink" xmlns:am3d="http://schemas.microsoft.com/office/drawing/2017/model3d" xmlns:o="urn:schemas-microsoft-com:office:office" xmlns:oel="http://schemas.microsoft.com/office/2019/extlst" xmlns:r="http://schemas.openxmlformats.org/officeDocument/2006/relationships" xmlns:m="http://schemas.openxmlformats.org/officeDocument/2006/math" xmlns:v="urn:schemas-microsoft-com:vml" xmlns:wp14="http://schemas.microsoft.com/office/word/2010/wordprocessingDrawing" xmlns:wp="http://schemas.openxmlformats.org/drawingml/2006/wordprocessingDrawing" xmlns:w10="urn:schemas-microsoft-com:office:word" xmlns:w="http://schemas.openxmlformats.org/wordprocessingml/2006/main" xmlns:w14="http://schemas.microsoft.com/office/word/2010/wordml" xmlns:w15="http://schemas.microsoft.com/office/word/2012/wordml" xmlns:w16cex="http://schemas.microsoft.com/office/word/2018/wordml/cex" xmlns:w16cid="http://schemas.microsoft.com/office/word/2016/wordml/cid" xmlns:w16="http://schemas.microsoft.com/office/word/2018/wordml" xmlns:w16du="http://schemas.microsoft.com/office/word/2023/wordml/word16du" xmlns:w16sdtdh="http://schemas.microsoft.com/office/word/2020/wordml/sdtdatahash" xmlns:w16sdtfl="http://schemas.microsoft.com/office/word/2024/wordml/sdtformatlock" xmlns:w16se="http://schemas.microsoft.com/office/word/2015/wordml/symex" xmlns:wpg="http://schemas.microsoft.com/office/word/2010/wordprocessingGroup" xmlns:wpi="http://schemas.microsoft.com/office/word/2010/wordprocessingInk" xmlns:wne="http://schemas.microsoft.com/office/word/2006/wordml" xmlns:wps="http://schemas.microsoft.com/office/word/2010/wordprocessingShape" mc:Ignorable="w14 w15 w16se w16cid w16 w16cex w16sdtdh w16sdtfl w16du wp14">
+<w:endnotes xmlns:wpc="http://schemas.microsoft.com/office/word/2010/wordprocessingCanvas" xmlns:cx="http://schemas.microsoft.com/office/drawing/2014/chartex" xmlns:cx1="http://schemas.microsoft.com/office/drawing/2015/9/8/chartex" xmlns:cx2="http://schemas.microsoft.com/office/drawing/2015/10/21/chartex" xmlns:cx3="http://schemas.microsoft.com/office/drawing/2016/5/9/chartex" xmlns:cx4="http://schemas.microsoft.com/office/drawing/2016/5/10/chartex" xmlns:cx5="http://schemas.microsoft.com/office/drawing/2016/5/11/chartex" xmlns:cx6="http://schemas.microsoft.com/office/drawing/2016/5/12/chartex" xmlns:cx7="http://schemas.microsoft.com/office/drawing/2016/5/13/chartex" xmlns:cx8="http://schemas.microsoft.com/office/drawing/2016/5/14/chartex" xmlns:mc="http://schemas.openxmlformats.org/markup-compatibility/2006" xmlns:aink="http://schemas.microsoft.com/office/drawing/2016/ink" xmlns:am3d="http://schemas.microsoft.com/office/drawing/2017/model3d" xmlns:o="urn:schemas-microsoft-com:office:office" xmlns:r="http://schemas.openxmlformats.org/officeDocument/2006/relationships" xmlns:m="http://schemas.openxmlformats.org/officeDocument/2006/math" xmlns:v="urn:schemas-microsoft-com:vml" xmlns:wp14="http://schemas.microsoft.com/office/word/2010/wordprocessingDrawing" xmlns:wp="http://schemas.openxmlformats.org/drawingml/2006/wordprocessingDrawing" xmlns:w10="urn:schemas-microsoft-com:office:word" xmlns:w="http://schemas.openxmlformats.org/wordprocessingml/2006/main" xmlns:w14="http://schemas.microsoft.com/office/word/2010/wordml" xmlns:w15="http://schemas.microsoft.com/office/word/2012/wordml" xmlns:w16cex="http://schemas.microsoft.com/office/word/2018/wordml/cex" xmlns:w16cid="http://schemas.microsoft.com/office/word/2016/wordml/cid" xmlns:w16="http://schemas.microsoft.com/office/word/2018/wordml" xmlns:w16sdtdh="http://schemas.microsoft.com/office/word/2020/wordml/sdtdatahash" xmlns:w16se="http://schemas.microsoft.com/office/word/2015/wordml/symex" xmlns:wpg="http://schemas.microsoft.com/office/word/2010/wordprocessingGroup" xmlns:wpi="http://schemas.microsoft.com/office/word/2010/wordprocessingInk" xmlns:wne="http://schemas.microsoft.com/office/word/2006/wordml" xmlns:wps="http://schemas.microsoft.com/office/word/2010/wordprocessingShape" mc:Ignorable="w14 w15 w16se w16cid w16 w16cex w16sdtdh wp14">
   <w:endnote w:type="separator" w:id="-1">
     <w:p>
       <w:pPr>
@@ -13139,7 +13156,7 @@
 </file>
 
 <file path=word/footer1.xml><?xml version="1.0" encoding="utf-8"?>
-<w:ftr xmlns:wpc="http://schemas.microsoft.com/office/word/2010/wordprocessingCanvas" xmlns:cx="http://schemas.microsoft.com/office/drawing/2014/chartex" xmlns:cx1="http://schemas.microsoft.com/office/drawing/2015/9/8/chartex" xmlns:cx2="http://schemas.microsoft.com/office/drawing/2015/10/21/chartex" xmlns:cx3="http://schemas.microsoft.com/office/drawing/2016/5/9/chartex" xmlns:cx4="http://schemas.microsoft.com/office/drawing/2016/5/10/chartex" xmlns:cx5="http://schemas.microsoft.com/office/drawing/2016/5/11/chartex" xmlns:cx6="http://schemas.microsoft.com/office/drawing/2016/5/12/chartex" xmlns:cx7="http://schemas.microsoft.com/office/drawing/2016/5/13/chartex" xmlns:cx8="http://schemas.microsoft.com/office/drawing/2016/5/14/chartex" xmlns:mc="http://schemas.openxmlformats.org/markup-compatibility/2006" xmlns:aink="http://schemas.microsoft.com/office/drawing/2016/ink" xmlns:am3d="http://schemas.microsoft.com/office/drawing/2017/model3d" xmlns:o="urn:schemas-microsoft-com:office:office" xmlns:oel="http://schemas.microsoft.com/office/2019/extlst" xmlns:r="http://schemas.openxmlformats.org/officeDocument/2006/relationships" xmlns:m="http://schemas.openxmlformats.org/officeDocument/2006/math" xmlns:v="urn:schemas-microsoft-com:vml" xmlns:wp14="http://schemas.microsoft.com/office/word/2010/wordprocessingDrawing" xmlns:wp="http://schemas.openxmlformats.org/drawingml/2006/wordprocessingDrawing" xmlns:w10="urn:schemas-microsoft-com:office:word" xmlns:w="http://schemas.openxmlformats.org/wordprocessingml/2006/main" xmlns:w14="http://schemas.microsoft.com/office/word/2010/wordml" xmlns:w15="http://schemas.microsoft.com/office/word/2012/wordml" xmlns:w16cex="http://schemas.microsoft.com/office/word/2018/wordml/cex" xmlns:w16cid="http://schemas.microsoft.com/office/word/2016/wordml/cid" xmlns:w16="http://schemas.microsoft.com/office/word/2018/wordml" xmlns:w16du="http://schemas.microsoft.com/office/word/2023/wordml/word16du" xmlns:w16sdtdh="http://schemas.microsoft.com/office/word/2020/wordml/sdtdatahash" xmlns:w16sdtfl="http://schemas.microsoft.com/office/word/2024/wordml/sdtformatlock" xmlns:w16se="http://schemas.microsoft.com/office/word/2015/wordml/symex" xmlns:wpg="http://schemas.microsoft.com/office/word/2010/wordprocessingGroup" xmlns:wpi="http://schemas.microsoft.com/office/word/2010/wordprocessingInk" xmlns:wne="http://schemas.microsoft.com/office/word/2006/wordml" xmlns:wps="http://schemas.microsoft.com/office/word/2010/wordprocessingShape" mc:Ignorable="w14 w15 w16se w16cid w16 w16cex w16sdtdh w16sdtfl w16du wp14">
+<w:ftr xmlns:wpc="http://schemas.microsoft.com/office/word/2010/wordprocessingCanvas" xmlns:cx="http://schemas.microsoft.com/office/drawing/2014/chartex" xmlns:cx1="http://schemas.microsoft.com/office/drawing/2015/9/8/chartex" xmlns:cx2="http://schemas.microsoft.com/office/drawing/2015/10/21/chartex" xmlns:cx3="http://schemas.microsoft.com/office/drawing/2016/5/9/chartex" xmlns:cx4="http://schemas.microsoft.com/office/drawing/2016/5/10/chartex" xmlns:cx5="http://schemas.microsoft.com/office/drawing/2016/5/11/chartex" xmlns:cx6="http://schemas.microsoft.com/office/drawing/2016/5/12/chartex" xmlns:cx7="http://schemas.microsoft.com/office/drawing/2016/5/13/chartex" xmlns:cx8="http://schemas.microsoft.com/office/drawing/2016/5/14/chartex" xmlns:mc="http://schemas.openxmlformats.org/markup-compatibility/2006" xmlns:aink="http://schemas.microsoft.com/office/drawing/2016/ink" xmlns:am3d="http://schemas.microsoft.com/office/drawing/2017/model3d" xmlns:o="urn:schemas-microsoft-com:office:office" xmlns:r="http://schemas.openxmlformats.org/officeDocument/2006/relationships" xmlns:m="http://schemas.openxmlformats.org/officeDocument/2006/math" xmlns:v="urn:schemas-microsoft-com:vml" xmlns:wp14="http://schemas.microsoft.com/office/word/2010/wordprocessingDrawing" xmlns:wp="http://schemas.openxmlformats.org/drawingml/2006/wordprocessingDrawing" xmlns:w10="urn:schemas-microsoft-com:office:word" xmlns:w="http://schemas.openxmlformats.org/wordprocessingml/2006/main" xmlns:w14="http://schemas.microsoft.com/office/word/2010/wordml" xmlns:w15="http://schemas.microsoft.com/office/word/2012/wordml" xmlns:w16cex="http://schemas.microsoft.com/office/word/2018/wordml/cex" xmlns:w16cid="http://schemas.microsoft.com/office/word/2016/wordml/cid" xmlns:w16="http://schemas.microsoft.com/office/word/2018/wordml" xmlns:w16sdtdh="http://schemas.microsoft.com/office/word/2020/wordml/sdtdatahash" xmlns:w16se="http://schemas.microsoft.com/office/word/2015/wordml/symex" xmlns:wpg="http://schemas.microsoft.com/office/word/2010/wordprocessingGroup" xmlns:wpi="http://schemas.microsoft.com/office/word/2010/wordprocessingInk" xmlns:wne="http://schemas.microsoft.com/office/word/2006/wordml" xmlns:wps="http://schemas.microsoft.com/office/word/2010/wordprocessingShape" mc:Ignorable="w14 w15 w16se w16cid w16 w16cex w16sdtdh wp14">
   <w:sdt>
     <w:sdtPr>
       <w:id w:val="-1465197936"/>
@@ -13148,6 +13165,7 @@
         <w:docPartUnique/>
       </w:docPartObj>
     </w:sdtPr>
+    <w:sdtEndPr/>
     <w:sdtContent>
       <w:p>
         <w:pPr>
@@ -13184,7 +13202,7 @@
 </file>
 
 <file path=word/footnotes.xml><?xml version="1.0" encoding="utf-8"?>
-<w:footnotes xmlns:wpc="http://schemas.microsoft.com/office/word/2010/wordprocessingCanvas" xmlns:cx="http://schemas.microsoft.com/office/drawing/2014/chartex" xmlns:cx1="http://schemas.microsoft.com/office/drawing/2015/9/8/chartex" xmlns:cx2="http://schemas.microsoft.com/office/drawing/2015/10/21/chartex" xmlns:cx3="http://schemas.microsoft.com/office/drawing/2016/5/9/chartex" xmlns:cx4="http://schemas.microsoft.com/office/drawing/2016/5/10/chartex" xmlns:cx5="http://schemas.microsoft.com/office/drawing/2016/5/11/chartex" xmlns:cx6="http://schemas.microsoft.com/office/drawing/2016/5/12/chartex" xmlns:cx7="http://schemas.microsoft.com/office/drawing/2016/5/13/chartex" xmlns:cx8="http://schemas.microsoft.com/office/drawing/2016/5/14/chartex" xmlns:mc="http://schemas.openxmlformats.org/markup-compatibility/2006" xmlns:aink="http://schemas.microsoft.com/office/drawing/2016/ink" xmlns:am3d="http://schemas.microsoft.com/office/drawing/2017/model3d" xmlns:o="urn:schemas-microsoft-com:office:office" xmlns:oel="http://schemas.microsoft.com/office/2019/extlst" xmlns:r="http://schemas.openxmlformats.org/officeDocument/2006/relationships" xmlns:m="http://schemas.openxmlformats.org/officeDocument/2006/math" xmlns:v="urn:schemas-microsoft-com:vml" xmlns:wp14="http://schemas.microsoft.com/office/word/2010/wordprocessingDrawing" xmlns:wp="http://schemas.openxmlformats.org/drawingml/2006/wordprocessingDrawing" xmlns:w10="urn:schemas-microsoft-com:office:word" xmlns:w="http://schemas.openxmlformats.org/wordprocessingml/2006/main" xmlns:w14="http://schemas.microsoft.com/office/word/2010/wordml" xmlns:w15="http://schemas.microsoft.com/office/word/2012/wordml" xmlns:w16cex="http://schemas.microsoft.com/office/word/2018/wordml/cex" xmlns:w16cid="http://schemas.microsoft.com/office/word/2016/wordml/cid" xmlns:w16="http://schemas.microsoft.com/office/word/2018/wordml" xmlns:w16du="http://schemas.microsoft.com/office/word/2023/wordml/word16du" xmlns:w16sdtdh="http://schemas.microsoft.com/office/word/2020/wordml/sdtdatahash" xmlns:w16sdtfl="http://schemas.microsoft.com/office/word/2024/wordml/sdtformatlock" xmlns:w16se="http://schemas.microsoft.com/office/word/2015/wordml/symex" xmlns:wpg="http://schemas.microsoft.com/office/word/2010/wordprocessingGroup" xmlns:wpi="http://schemas.microsoft.com/office/word/2010/wordprocessingInk" xmlns:wne="http://schemas.microsoft.com/office/word/2006/wordml" xmlns:wps="http://schemas.microsoft.com/office/word/2010/wordprocessingShape" mc:Ignorable="w14 w15 w16se w16cid w16 w16cex w16sdtdh w16sdtfl w16du wp14">
+<w:footnotes xmlns:wpc="http://schemas.microsoft.com/office/word/2010/wordprocessingCanvas" xmlns:cx="http://schemas.microsoft.com/office/drawing/2014/chartex" xmlns:cx1="http://schemas.microsoft.com/office/drawing/2015/9/8/chartex" xmlns:cx2="http://schemas.microsoft.com/office/drawing/2015/10/21/chartex" xmlns:cx3="http://schemas.microsoft.com/office/drawing/2016/5/9/chartex" xmlns:cx4="http://schemas.microsoft.com/office/drawing/2016/5/10/chartex" xmlns:cx5="http://schemas.microsoft.com/office/drawing/2016/5/11/chartex" xmlns:cx6="http://schemas.microsoft.com/office/drawing/2016/5/12/chartex" xmlns:cx7="http://schemas.microsoft.com/office/drawing/2016/5/13/chartex" xmlns:cx8="http://schemas.microsoft.com/office/drawing/2016/5/14/chartex" xmlns:mc="http://schemas.openxmlformats.org/markup-compatibility/2006" xmlns:aink="http://schemas.microsoft.com/office/drawing/2016/ink" xmlns:am3d="http://schemas.microsoft.com/office/drawing/2017/model3d" xmlns:o="urn:schemas-microsoft-com:office:office" xmlns:r="http://schemas.openxmlformats.org/officeDocument/2006/relationships" xmlns:m="http://schemas.openxmlformats.org/officeDocument/2006/math" xmlns:v="urn:schemas-microsoft-com:vml" xmlns:wp14="http://schemas.microsoft.com/office/word/2010/wordprocessingDrawing" xmlns:wp="http://schemas.openxmlformats.org/drawingml/2006/wordprocessingDrawing" xmlns:w10="urn:schemas-microsoft-com:office:word" xmlns:w="http://schemas.openxmlformats.org/wordprocessingml/2006/main" xmlns:w14="http://schemas.microsoft.com/office/word/2010/wordml" xmlns:w15="http://schemas.microsoft.com/office/word/2012/wordml" xmlns:w16cex="http://schemas.microsoft.com/office/word/2018/wordml/cex" xmlns:w16cid="http://schemas.microsoft.com/office/word/2016/wordml/cid" xmlns:w16="http://schemas.microsoft.com/office/word/2018/wordml" xmlns:w16sdtdh="http://schemas.microsoft.com/office/word/2020/wordml/sdtdatahash" xmlns:w16se="http://schemas.microsoft.com/office/word/2015/wordml/symex" xmlns:wpg="http://schemas.microsoft.com/office/word/2010/wordprocessingGroup" xmlns:wpi="http://schemas.microsoft.com/office/word/2010/wordprocessingInk" xmlns:wne="http://schemas.microsoft.com/office/word/2006/wordml" xmlns:wps="http://schemas.microsoft.com/office/word/2010/wordprocessingShape" mc:Ignorable="w14 w15 w16se w16cid w16 w16cex w16sdtdh wp14">
   <w:footnote w:type="separator" w:id="-1">
     <w:p>
       <w:pPr>
@@ -13209,7 +13227,7 @@
 </file>
 
 <file path=word/header1.xml><?xml version="1.0" encoding="utf-8"?>
-<w:hdr xmlns:wpc="http://schemas.microsoft.com/office/word/2010/wordprocessingCanvas" xmlns:cx="http://schemas.microsoft.com/office/drawing/2014/chartex" xmlns:cx1="http://schemas.microsoft.com/office/drawing/2015/9/8/chartex" xmlns:cx2="http://schemas.microsoft.com/office/drawing/2015/10/21/chartex" xmlns:cx3="http://schemas.microsoft.com/office/drawing/2016/5/9/chartex" xmlns:cx4="http://schemas.microsoft.com/office/drawing/2016/5/10/chartex" xmlns:cx5="http://schemas.microsoft.com/office/drawing/2016/5/11/chartex" xmlns:cx6="http://schemas.microsoft.com/office/drawing/2016/5/12/chartex" xmlns:cx7="http://schemas.microsoft.com/office/drawing/2016/5/13/chartex" xmlns:cx8="http://schemas.microsoft.com/office/drawing/2016/5/14/chartex" xmlns:mc="http://schemas.openxmlformats.org/markup-compatibility/2006" xmlns:aink="http://schemas.microsoft.com/office/drawing/2016/ink" xmlns:am3d="http://schemas.microsoft.com/office/drawing/2017/model3d" xmlns:o="urn:schemas-microsoft-com:office:office" xmlns:oel="http://schemas.microsoft.com/office/2019/extlst" xmlns:r="http://schemas.openxmlformats.org/officeDocument/2006/relationships" xmlns:m="http://schemas.openxmlformats.org/officeDocument/2006/math" xmlns:v="urn:schemas-microsoft-com:vml" xmlns:wp14="http://schemas.microsoft.com/office/word/2010/wordprocessingDrawing" xmlns:wp="http://schemas.openxmlformats.org/drawingml/2006/wordprocessingDrawing" xmlns:w10="urn:schemas-microsoft-com:office:word" xmlns:w="http://schemas.openxmlformats.org/wordprocessingml/2006/main" xmlns:w14="http://schemas.microsoft.com/office/word/2010/wordml" xmlns:w15="http://schemas.microsoft.com/office/word/2012/wordml" xmlns:w16cex="http://schemas.microsoft.com/office/word/2018/wordml/cex" xmlns:w16cid="http://schemas.microsoft.com/office/word/2016/wordml/cid" xmlns:w16="http://schemas.microsoft.com/office/word/2018/wordml" xmlns:w16du="http://schemas.microsoft.com/office/word/2023/wordml/word16du" xmlns:w16sdtdh="http://schemas.microsoft.com/office/word/2020/wordml/sdtdatahash" xmlns:w16sdtfl="http://schemas.microsoft.com/office/word/2024/wordml/sdtformatlock" xmlns:w16se="http://schemas.microsoft.com/office/word/2015/wordml/symex" xmlns:wpg="http://schemas.microsoft.com/office/word/2010/wordprocessingGroup" xmlns:wpi="http://schemas.microsoft.com/office/word/2010/wordprocessingInk" xmlns:wne="http://schemas.microsoft.com/office/word/2006/wordml" xmlns:wps="http://schemas.microsoft.com/office/word/2010/wordprocessingShape" mc:Ignorable="w14 w15 w16se w16cid w16 w16cex w16sdtdh w16sdtfl w16du wp14">
+<w:hdr xmlns:wpc="http://schemas.microsoft.com/office/word/2010/wordprocessingCanvas" xmlns:cx="http://schemas.microsoft.com/office/drawing/2014/chartex" xmlns:cx1="http://schemas.microsoft.com/office/drawing/2015/9/8/chartex" xmlns:cx2="http://schemas.microsoft.com/office/drawing/2015/10/21/chartex" xmlns:cx3="http://schemas.microsoft.com/office/drawing/2016/5/9/chartex" xmlns:cx4="http://schemas.microsoft.com/office/drawing/2016/5/10/chartex" xmlns:cx5="http://schemas.microsoft.com/office/drawing/2016/5/11/chartex" xmlns:cx6="http://schemas.microsoft.com/office/drawing/2016/5/12/chartex" xmlns:cx7="http://schemas.microsoft.com/office/drawing/2016/5/13/chartex" xmlns:cx8="http://schemas.microsoft.com/office/drawing/2016/5/14/chartex" xmlns:mc="http://schemas.openxmlformats.org/markup-compatibility/2006" xmlns:aink="http://schemas.microsoft.com/office/drawing/2016/ink" xmlns:am3d="http://schemas.microsoft.com/office/drawing/2017/model3d" xmlns:o="urn:schemas-microsoft-com:office:office" xmlns:r="http://schemas.openxmlformats.org/officeDocument/2006/relationships" xmlns:m="http://schemas.openxmlformats.org/officeDocument/2006/math" xmlns:v="urn:schemas-microsoft-com:vml" xmlns:wp14="http://schemas.microsoft.com/office/word/2010/wordprocessingDrawing" xmlns:wp="http://schemas.openxmlformats.org/drawingml/2006/wordprocessingDrawing" xmlns:w10="urn:schemas-microsoft-com:office:word" xmlns:w="http://schemas.openxmlformats.org/wordprocessingml/2006/main" xmlns:w14="http://schemas.microsoft.com/office/word/2010/wordml" xmlns:w15="http://schemas.microsoft.com/office/word/2012/wordml" xmlns:w16cex="http://schemas.microsoft.com/office/word/2018/wordml/cex" xmlns:w16cid="http://schemas.microsoft.com/office/word/2016/wordml/cid" xmlns:w16="http://schemas.microsoft.com/office/word/2018/wordml" xmlns:w16sdtdh="http://schemas.microsoft.com/office/word/2020/wordml/sdtdatahash" xmlns:w16se="http://schemas.microsoft.com/office/word/2015/wordml/symex" xmlns:wpg="http://schemas.microsoft.com/office/word/2010/wordprocessingGroup" xmlns:wpi="http://schemas.microsoft.com/office/word/2010/wordprocessingInk" xmlns:wne="http://schemas.microsoft.com/office/word/2006/wordml" xmlns:wps="http://schemas.microsoft.com/office/word/2010/wordprocessingShape" mc:Ignorable="w14 w15 w16se w16cid w16 w16cex w16sdtdh wp14">
   <w:p>
     <w:pPr>
       <w:pStyle w:val="Encabezado"/>
@@ -13295,7 +13313,7 @@
 </file>
 
 <file path=word/numbering.xml><?xml version="1.0" encoding="utf-8"?>
-<w:numbering xmlns:wpc="http://schemas.microsoft.com/office/word/2010/wordprocessingCanvas" xmlns:cx="http://schemas.microsoft.com/office/drawing/2014/chartex" xmlns:cx1="http://schemas.microsoft.com/office/drawing/2015/9/8/chartex" xmlns:cx2="http://schemas.microsoft.com/office/drawing/2015/10/21/chartex" xmlns:cx3="http://schemas.microsoft.com/office/drawing/2016/5/9/chartex" xmlns:cx4="http://schemas.microsoft.com/office/drawing/2016/5/10/chartex" xmlns:cx5="http://schemas.microsoft.com/office/drawing/2016/5/11/chartex" xmlns:cx6="http://schemas.microsoft.com/office/drawing/2016/5/12/chartex" xmlns:cx7="http://schemas.microsoft.com/office/drawing/2016/5/13/chartex" xmlns:cx8="http://schemas.microsoft.com/office/drawing/2016/5/14/chartex" xmlns:mc="http://schemas.openxmlformats.org/markup-compatibility/2006" xmlns:aink="http://schemas.microsoft.com/office/drawing/2016/ink" xmlns:am3d="http://schemas.microsoft.com/office/drawing/2017/model3d" xmlns:o="urn:schemas-microsoft-com:office:office" xmlns:oel="http://schemas.microsoft.com/office/2019/extlst" xmlns:r="http://schemas.openxmlformats.org/officeDocument/2006/relationships" xmlns:m="http://schemas.openxmlformats.org/officeDocument/2006/math" xmlns:v="urn:schemas-microsoft-com:vml" xmlns:wp14="http://schemas.microsoft.com/office/word/2010/wordprocessingDrawing" xmlns:wp="http://schemas.openxmlformats.org/drawingml/2006/wordprocessingDrawing" xmlns:w10="urn:schemas-microsoft-com:office:word" xmlns:w="http://schemas.openxmlformats.org/wordprocessingml/2006/main" xmlns:w14="http://schemas.microsoft.com/office/word/2010/wordml" xmlns:w15="http://schemas.microsoft.com/office/word/2012/wordml" xmlns:w16cex="http://schemas.microsoft.com/office/word/2018/wordml/cex" xmlns:w16cid="http://schemas.microsoft.com/office/word/2016/wordml/cid" xmlns:w16="http://schemas.microsoft.com/office/word/2018/wordml" xmlns:w16du="http://schemas.microsoft.com/office/word/2023/wordml/word16du" xmlns:w16sdtdh="http://schemas.microsoft.com/office/word/2020/wordml/sdtdatahash" xmlns:w16sdtfl="http://schemas.microsoft.com/office/word/2024/wordml/sdtformatlock" xmlns:w16se="http://schemas.microsoft.com/office/word/2015/wordml/symex" xmlns:wpg="http://schemas.microsoft.com/office/word/2010/wordprocessingGroup" xmlns:wpi="http://schemas.microsoft.com/office/word/2010/wordprocessingInk" xmlns:wne="http://schemas.microsoft.com/office/word/2006/wordml" xmlns:wps="http://schemas.microsoft.com/office/word/2010/wordprocessingShape" mc:Ignorable="w14 w15 w16se w16cid w16 w16cex w16sdtdh w16sdtfl w16du wp14">
+<w:numbering xmlns:wpc="http://schemas.microsoft.com/office/word/2010/wordprocessingCanvas" xmlns:cx="http://schemas.microsoft.com/office/drawing/2014/chartex" xmlns:cx1="http://schemas.microsoft.com/office/drawing/2015/9/8/chartex" xmlns:cx2="http://schemas.microsoft.com/office/drawing/2015/10/21/chartex" xmlns:cx3="http://schemas.microsoft.com/office/drawing/2016/5/9/chartex" xmlns:cx4="http://schemas.microsoft.com/office/drawing/2016/5/10/chartex" xmlns:cx5="http://schemas.microsoft.com/office/drawing/2016/5/11/chartex" xmlns:cx6="http://schemas.microsoft.com/office/drawing/2016/5/12/chartex" xmlns:cx7="http://schemas.microsoft.com/office/drawing/2016/5/13/chartex" xmlns:cx8="http://schemas.microsoft.com/office/drawing/2016/5/14/chartex" xmlns:mc="http://schemas.openxmlformats.org/markup-compatibility/2006" xmlns:aink="http://schemas.microsoft.com/office/drawing/2016/ink" xmlns:am3d="http://schemas.microsoft.com/office/drawing/2017/model3d" xmlns:o="urn:schemas-microsoft-com:office:office" xmlns:r="http://schemas.openxmlformats.org/officeDocument/2006/relationships" xmlns:m="http://schemas.openxmlformats.org/officeDocument/2006/math" xmlns:v="urn:schemas-microsoft-com:vml" xmlns:wp14="http://schemas.microsoft.com/office/word/2010/wordprocessingDrawing" xmlns:wp="http://schemas.openxmlformats.org/drawingml/2006/wordprocessingDrawing" xmlns:w10="urn:schemas-microsoft-com:office:word" xmlns:w="http://schemas.openxmlformats.org/wordprocessingml/2006/main" xmlns:w14="http://schemas.microsoft.com/office/word/2010/wordml" xmlns:w15="http://schemas.microsoft.com/office/word/2012/wordml" xmlns:w16cex="http://schemas.microsoft.com/office/word/2018/wordml/cex" xmlns:w16cid="http://schemas.microsoft.com/office/word/2016/wordml/cid" xmlns:w16="http://schemas.microsoft.com/office/word/2018/wordml" xmlns:w16sdtdh="http://schemas.microsoft.com/office/word/2020/wordml/sdtdatahash" xmlns:w16se="http://schemas.microsoft.com/office/word/2015/wordml/symex" xmlns:wpg="http://schemas.microsoft.com/office/word/2010/wordprocessingGroup" xmlns:wpi="http://schemas.microsoft.com/office/word/2010/wordprocessingInk" xmlns:wne="http://schemas.microsoft.com/office/word/2006/wordml" xmlns:wps="http://schemas.microsoft.com/office/word/2010/wordprocessingShape" mc:Ignorable="w14 w15 w16se w16cid w16 w16cex w16sdtdh wp14">
   <w:abstractNum w:abstractNumId="0" w15:restartNumberingAfterBreak="0">
     <w:nsid w:val="FFFFFF89"/>
     <w:multiLevelType w:val="singleLevel"/>
@@ -18231,142 +18249,142 @@
       </w:rPr>
     </w:lvl>
   </w:abstractNum>
-  <w:num w:numId="1" w16cid:durableId="1665084909">
+  <w:num w:numId="1">
     <w:abstractNumId w:val="0"/>
   </w:num>
-  <w:num w:numId="2" w16cid:durableId="1796676858">
+  <w:num w:numId="2">
     <w:abstractNumId w:val="16"/>
   </w:num>
-  <w:num w:numId="3" w16cid:durableId="632255071">
+  <w:num w:numId="3">
     <w:abstractNumId w:val="35"/>
   </w:num>
-  <w:num w:numId="4" w16cid:durableId="92479921">
+  <w:num w:numId="4">
     <w:abstractNumId w:val="22"/>
   </w:num>
-  <w:num w:numId="5" w16cid:durableId="1659456344">
+  <w:num w:numId="5">
     <w:abstractNumId w:val="26"/>
   </w:num>
-  <w:num w:numId="6" w16cid:durableId="829516254">
+  <w:num w:numId="6">
     <w:abstractNumId w:val="25"/>
   </w:num>
-  <w:num w:numId="7" w16cid:durableId="1899513533">
+  <w:num w:numId="7">
     <w:abstractNumId w:val="15"/>
   </w:num>
-  <w:num w:numId="8" w16cid:durableId="1233466623">
+  <w:num w:numId="8">
     <w:abstractNumId w:val="41"/>
   </w:num>
-  <w:num w:numId="9" w16cid:durableId="1323005138">
+  <w:num w:numId="9">
     <w:abstractNumId w:val="44"/>
   </w:num>
-  <w:num w:numId="10" w16cid:durableId="459493467">
+  <w:num w:numId="10">
     <w:abstractNumId w:val="7"/>
   </w:num>
-  <w:num w:numId="11" w16cid:durableId="192572757">
+  <w:num w:numId="11">
     <w:abstractNumId w:val="3"/>
   </w:num>
-  <w:num w:numId="12" w16cid:durableId="1999535851">
+  <w:num w:numId="12">
     <w:abstractNumId w:val="32"/>
   </w:num>
-  <w:num w:numId="13" w16cid:durableId="385222348">
+  <w:num w:numId="13">
     <w:abstractNumId w:val="36"/>
   </w:num>
-  <w:num w:numId="14" w16cid:durableId="1320037162">
+  <w:num w:numId="14">
     <w:abstractNumId w:val="1"/>
   </w:num>
-  <w:num w:numId="15" w16cid:durableId="1646859724">
+  <w:num w:numId="15">
     <w:abstractNumId w:val="10"/>
   </w:num>
-  <w:num w:numId="16" w16cid:durableId="1540050063">
+  <w:num w:numId="16">
     <w:abstractNumId w:val="30"/>
   </w:num>
-  <w:num w:numId="17" w16cid:durableId="1674793726">
+  <w:num w:numId="17">
     <w:abstractNumId w:val="6"/>
   </w:num>
-  <w:num w:numId="18" w16cid:durableId="218052017">
+  <w:num w:numId="18">
     <w:abstractNumId w:val="45"/>
   </w:num>
-  <w:num w:numId="19" w16cid:durableId="692342586">
+  <w:num w:numId="19">
     <w:abstractNumId w:val="14"/>
   </w:num>
-  <w:num w:numId="20" w16cid:durableId="1385637559">
+  <w:num w:numId="20">
     <w:abstractNumId w:val="37"/>
   </w:num>
-  <w:num w:numId="21" w16cid:durableId="818884864">
+  <w:num w:numId="21">
     <w:abstractNumId w:val="43"/>
   </w:num>
-  <w:num w:numId="22" w16cid:durableId="1840804241">
+  <w:num w:numId="22">
     <w:abstractNumId w:val="11"/>
   </w:num>
-  <w:num w:numId="23" w16cid:durableId="1093091291">
+  <w:num w:numId="23">
     <w:abstractNumId w:val="20"/>
   </w:num>
-  <w:num w:numId="24" w16cid:durableId="1796945323">
+  <w:num w:numId="24">
     <w:abstractNumId w:val="34"/>
   </w:num>
-  <w:num w:numId="25" w16cid:durableId="516161920">
+  <w:num w:numId="25">
     <w:abstractNumId w:val="13"/>
   </w:num>
-  <w:num w:numId="26" w16cid:durableId="336270026">
+  <w:num w:numId="26">
     <w:abstractNumId w:val="42"/>
   </w:num>
-  <w:num w:numId="27" w16cid:durableId="307832162">
+  <w:num w:numId="27">
     <w:abstractNumId w:val="19"/>
   </w:num>
-  <w:num w:numId="28" w16cid:durableId="354044624">
+  <w:num w:numId="28">
     <w:abstractNumId w:val="9"/>
   </w:num>
-  <w:num w:numId="29" w16cid:durableId="1304500918">
+  <w:num w:numId="29">
     <w:abstractNumId w:val="2"/>
   </w:num>
-  <w:num w:numId="30" w16cid:durableId="1208253548">
+  <w:num w:numId="30">
     <w:abstractNumId w:val="33"/>
   </w:num>
-  <w:num w:numId="31" w16cid:durableId="1549611095">
+  <w:num w:numId="31">
     <w:abstractNumId w:val="12"/>
   </w:num>
-  <w:num w:numId="32" w16cid:durableId="1086615727">
+  <w:num w:numId="32">
     <w:abstractNumId w:val="38"/>
   </w:num>
-  <w:num w:numId="33" w16cid:durableId="1816793014">
+  <w:num w:numId="33">
     <w:abstractNumId w:val="8"/>
   </w:num>
-  <w:num w:numId="34" w16cid:durableId="1526752079">
+  <w:num w:numId="34">
     <w:abstractNumId w:val="5"/>
   </w:num>
-  <w:num w:numId="35" w16cid:durableId="43527692">
+  <w:num w:numId="35">
     <w:abstractNumId w:val="31"/>
   </w:num>
-  <w:num w:numId="36" w16cid:durableId="793255311">
+  <w:num w:numId="36">
     <w:abstractNumId w:val="29"/>
   </w:num>
-  <w:num w:numId="37" w16cid:durableId="1808090301">
+  <w:num w:numId="37">
     <w:abstractNumId w:val="28"/>
   </w:num>
-  <w:num w:numId="38" w16cid:durableId="1085958459">
+  <w:num w:numId="38">
     <w:abstractNumId w:val="18"/>
   </w:num>
-  <w:num w:numId="39" w16cid:durableId="1637250131">
+  <w:num w:numId="39">
     <w:abstractNumId w:val="17"/>
   </w:num>
-  <w:num w:numId="40" w16cid:durableId="1139956318">
+  <w:num w:numId="40">
     <w:abstractNumId w:val="23"/>
   </w:num>
-  <w:num w:numId="41" w16cid:durableId="1387991293">
+  <w:num w:numId="41">
     <w:abstractNumId w:val="4"/>
   </w:num>
-  <w:num w:numId="42" w16cid:durableId="889918404">
+  <w:num w:numId="42">
     <w:abstractNumId w:val="40"/>
   </w:num>
-  <w:num w:numId="43" w16cid:durableId="811290697">
+  <w:num w:numId="43">
     <w:abstractNumId w:val="21"/>
   </w:num>
-  <w:num w:numId="44" w16cid:durableId="1279291368">
+  <w:num w:numId="44">
     <w:abstractNumId w:val="27"/>
   </w:num>
-  <w:num w:numId="45" w16cid:durableId="778915592">
+  <w:num w:numId="45">
     <w:abstractNumId w:val="24"/>
   </w:num>
-  <w:num w:numId="46" w16cid:durableId="825098473">
+  <w:num w:numId="46">
     <w:abstractNumId w:val="39"/>
   </w:num>
   <w:numIdMacAtCleanup w:val="46"/>
@@ -18374,7 +18392,7 @@
 </file>
 
 <file path=word/styles.xml><?xml version="1.0" encoding="utf-8"?>
-<w:styles xmlns:mc="http://schemas.openxmlformats.org/markup-compatibility/2006" xmlns:r="http://schemas.openxmlformats.org/officeDocument/2006/relationships" xmlns:w="http://schemas.openxmlformats.org/wordprocessingml/2006/main" xmlns:w14="http://schemas.microsoft.com/office/word/2010/wordml" xmlns:w15="http://schemas.microsoft.com/office/word/2012/wordml" xmlns:w16cex="http://schemas.microsoft.com/office/word/2018/wordml/cex" xmlns:w16cid="http://schemas.microsoft.com/office/word/2016/wordml/cid" xmlns:w16="http://schemas.microsoft.com/office/word/2018/wordml" xmlns:w16du="http://schemas.microsoft.com/office/word/2023/wordml/word16du" xmlns:w16sdtdh="http://schemas.microsoft.com/office/word/2020/wordml/sdtdatahash" xmlns:w16sdtfl="http://schemas.microsoft.com/office/word/2024/wordml/sdtformatlock" xmlns:w16se="http://schemas.microsoft.com/office/word/2015/wordml/symex" mc:Ignorable="w14 w15 w16se w16cid w16 w16cex w16sdtdh w16sdtfl w16du">
+<w:styles xmlns:mc="http://schemas.openxmlformats.org/markup-compatibility/2006" xmlns:r="http://schemas.openxmlformats.org/officeDocument/2006/relationships" xmlns:w="http://schemas.openxmlformats.org/wordprocessingml/2006/main" xmlns:w14="http://schemas.microsoft.com/office/word/2010/wordml" xmlns:w15="http://schemas.microsoft.com/office/word/2012/wordml" xmlns:w16cex="http://schemas.microsoft.com/office/word/2018/wordml/cex" xmlns:w16cid="http://schemas.microsoft.com/office/word/2016/wordml/cid" xmlns:w16="http://schemas.microsoft.com/office/word/2018/wordml" xmlns:w16sdtdh="http://schemas.microsoft.com/office/word/2020/wordml/sdtdatahash" xmlns:w16se="http://schemas.microsoft.com/office/word/2015/wordml/symex" mc:Ignorable="w14 w15 w16se w16cid w16 w16cex w16sdtdh">
   <w:docDefaults>
     <w:rPrDefault>
       <w:rPr>
@@ -19724,7 +19742,7 @@
       </w:rPr>
     </w:tblStylePr>
   </w:style>
-  <w:style w:type="character" w:styleId="Fuerte">
+  <w:style w:type="character" w:styleId="Textoennegrita">
     <w:name w:val="Strong"/>
     <w:basedOn w:val="Fuentedeprrafopredeter"/>
     <w:uiPriority w:val="22"/>
@@ -20162,6 +20180,30 @@
 </file>
 
 <file path=customXml/item1.xml><?xml version="1.0" encoding="utf-8"?>
+<b:Sources xmlns:b="http://schemas.openxmlformats.org/officeDocument/2006/bibliography" xmlns="http://schemas.openxmlformats.org/officeDocument/2006/bibliography" SelectedStyle="\APASixthEditionOfficeOnline.xsl" StyleName="APA" Version="6"/>
+</file>
+
+<file path=customXml/item2.xml><?xml version="1.0" encoding="utf-8"?>
+<?mso-contentType ?>
+<FormTemplates xmlns="http://schemas.microsoft.com/sharepoint/v3/contenttype/forms">
+  <Display>DocumentLibraryForm</Display>
+  <Edit>DocumentLibraryForm</Edit>
+  <New>DocumentLibraryForm</New>
+</FormTemplates>
+</file>
+
+<file path=customXml/item3.xml><?xml version="1.0" encoding="utf-8"?>
+<p:properties xmlns:p="http://schemas.microsoft.com/office/2006/metadata/properties" xmlns:xsi="http://www.w3.org/2001/XMLSchema-instance" xmlns:pc="http://schemas.microsoft.com/office/infopath/2007/PartnerControls">
+  <documentManagement>
+    <TaxCatchAll xmlns="13c90a0b-73bc-4dc0-be5f-28d77b615beb" xsi:nil="true"/>
+    <lcf76f155ced4ddcb4097134ff3c332f xmlns="13c93bba-48ce-428c-bfe5-88b42c19b028">
+      <Terms xmlns="http://schemas.microsoft.com/office/infopath/2007/PartnerControls"/>
+    </lcf76f155ced4ddcb4097134ff3c332f>
+  </documentManagement>
+</p:properties>
+</file>
+
+<file path=customXml/item4.xml><?xml version="1.0" encoding="utf-8"?>
 <ct:contentTypeSchema xmlns:ct="http://schemas.microsoft.com/office/2006/metadata/contentType" xmlns:ma="http://schemas.microsoft.com/office/2006/metadata/properties/metaAttributes" ct:_="" ma:_="" ma:contentTypeName="Documento" ma:contentTypeID="0x0101006A81D6BD42E8DF4C91013959704817E1" ma:contentTypeVersion="15" ma:contentTypeDescription="Crear nuevo documento." ma:contentTypeScope="" ma:versionID="bf4f72ffd194f0963ff564daca6869f7">
   <xsd:schema xmlns:xsd="http://www.w3.org/2001/XMLSchema" xmlns:xs="http://www.w3.org/2001/XMLSchema" xmlns:p="http://schemas.microsoft.com/office/2006/metadata/properties" xmlns:ns2="13c90a0b-73bc-4dc0-be5f-28d77b615beb" xmlns:ns3="13c93bba-48ce-428c-bfe5-88b42c19b028" targetNamespace="http://schemas.microsoft.com/office/2006/metadata/properties" ma:root="true" ma:fieldsID="8718d6f4873a5b1392a45044efa78385" ns2:_="" ns3:_="">
     <xsd:import namespace="13c90a0b-73bc-4dc0-be5f-28d77b615beb"/>
@@ -20396,31 +20438,34 @@
 </ct:contentTypeSchema>
 </file>
 
-<file path=customXml/item2.xml><?xml version="1.0" encoding="utf-8"?>
-<p:properties xmlns:p="http://schemas.microsoft.com/office/2006/metadata/properties" xmlns:xsi="http://www.w3.org/2001/XMLSchema-instance" xmlns:pc="http://schemas.microsoft.com/office/infopath/2007/PartnerControls">
-  <documentManagement>
-    <TaxCatchAll xmlns="13c90a0b-73bc-4dc0-be5f-28d77b615beb" xsi:nil="true"/>
-    <lcf76f155ced4ddcb4097134ff3c332f xmlns="13c93bba-48ce-428c-bfe5-88b42c19b028">
-      <Terms xmlns="http://schemas.microsoft.com/office/infopath/2007/PartnerControls"/>
-    </lcf76f155ced4ddcb4097134ff3c332f>
-  </documentManagement>
-</p:properties>
+<file path=customXml/itemProps1.xml><?xml version="1.0" encoding="utf-8"?>
+<ds:datastoreItem xmlns:ds="http://schemas.openxmlformats.org/officeDocument/2006/customXml" ds:itemID="{EAE431FD-7059-4C09-804B-C9D69EB7B213}">
+  <ds:schemaRefs>
+    <ds:schemaRef ds:uri="http://schemas.openxmlformats.org/officeDocument/2006/bibliography"/>
+  </ds:schemaRefs>
+</ds:datastoreItem>
 </file>
 
-<file path=customXml/item3.xml><?xml version="1.0" encoding="utf-8"?>
-<?mso-contentType ?>
-<FormTemplates xmlns="http://schemas.microsoft.com/sharepoint/v3/contenttype/forms">
-  <Display>DocumentLibraryForm</Display>
-  <Edit>DocumentLibraryForm</Edit>
-  <New>DocumentLibraryForm</New>
-</FormTemplates>
+<file path=customXml/itemProps2.xml><?xml version="1.0" encoding="utf-8"?>
+<ds:datastoreItem xmlns:ds="http://schemas.openxmlformats.org/officeDocument/2006/customXml" ds:itemID="{10663269-2064-4804-8290-36D4A57F5557}">
+  <ds:schemaRefs>
+    <ds:schemaRef ds:uri="http://schemas.microsoft.com/sharepoint/v3/contenttype/forms"/>
+  </ds:schemaRefs>
+</ds:datastoreItem>
 </file>
 
-<file path=customXml/item4.xml><?xml version="1.0" encoding="utf-8"?>
-<b:Sources xmlns:b="http://schemas.openxmlformats.org/officeDocument/2006/bibliography" xmlns="http://schemas.openxmlformats.org/officeDocument/2006/bibliography" SelectedStyle="\APASixthEditionOfficeOnline.xsl" StyleName="APA" Version="6"/>
+<file path=customXml/itemProps3.xml><?xml version="1.0" encoding="utf-8"?>
+<ds:datastoreItem xmlns:ds="http://schemas.openxmlformats.org/officeDocument/2006/customXml" ds:itemID="{1279454D-02BE-4A9C-A117-DCD1573E2608}">
+  <ds:schemaRefs>
+    <ds:schemaRef ds:uri="http://schemas.microsoft.com/office/2006/metadata/properties"/>
+    <ds:schemaRef ds:uri="http://schemas.microsoft.com/office/infopath/2007/PartnerControls"/>
+    <ds:schemaRef ds:uri="13c90a0b-73bc-4dc0-be5f-28d77b615beb"/>
+    <ds:schemaRef ds:uri="13c93bba-48ce-428c-bfe5-88b42c19b028"/>
+  </ds:schemaRefs>
+</ds:datastoreItem>
 </file>
 
-<file path=customXml/itemProps1.xml><?xml version="1.0" encoding="utf-8"?>
+<file path=customXml/itemProps4.xml><?xml version="1.0" encoding="utf-8"?>
 <ds:datastoreItem xmlns:ds="http://schemas.openxmlformats.org/officeDocument/2006/customXml" ds:itemID="{180FC94B-1789-4D2F-852A-AC7DF4035437}">
   <ds:schemaRefs>
     <ds:schemaRef ds:uri="http://schemas.microsoft.com/office/2006/metadata/contentType"/>
@@ -20437,31 +20482,4 @@
     <ds:schemaRef ds:uri="http://schemas.microsoft.com/internal/obd"/>
   </ds:schemaRefs>
 </ds:datastoreItem>
-</file>
-
-<file path=customXml/itemProps2.xml><?xml version="1.0" encoding="utf-8"?>
-<ds:datastoreItem xmlns:ds="http://schemas.openxmlformats.org/officeDocument/2006/customXml" ds:itemID="{1279454D-02BE-4A9C-A117-DCD1573E2608}">
-  <ds:schemaRefs>
-    <ds:schemaRef ds:uri="http://schemas.microsoft.com/office/2006/metadata/properties"/>
-    <ds:schemaRef ds:uri="http://schemas.microsoft.com/office/infopath/2007/PartnerControls"/>
-    <ds:schemaRef ds:uri="13c90a0b-73bc-4dc0-be5f-28d77b615beb"/>
-    <ds:schemaRef ds:uri="13c93bba-48ce-428c-bfe5-88b42c19b028"/>
-  </ds:schemaRefs>
-</ds:datastoreItem>
-</file>
-
-<file path=customXml/itemProps3.xml><?xml version="1.0" encoding="utf-8"?>
-<ds:datastoreItem xmlns:ds="http://schemas.openxmlformats.org/officeDocument/2006/customXml" ds:itemID="{10663269-2064-4804-8290-36D4A57F5557}">
-  <ds:schemaRefs>
-    <ds:schemaRef ds:uri="http://schemas.microsoft.com/sharepoint/v3/contenttype/forms"/>
-  </ds:schemaRefs>
-</ds:datastoreItem>
-</file>
-
-<file path=customXml/itemProps4.xml><?xml version="1.0" encoding="utf-8"?>
-<ds:datastoreItem xmlns:ds="http://schemas.openxmlformats.org/officeDocument/2006/customXml" ds:itemID="{EAE431FD-7059-4C09-804B-C9D69EB7B213}">
-  <ds:schemaRefs>
-    <ds:schemaRef ds:uri="http://schemas.openxmlformats.org/officeDocument/2006/bibliography"/>
-  </ds:schemaRefs>
-</ds:datastoreItem>
 </file>